--- a/templates/monthlyrtt.docx
+++ b/templates/monthlyrtt.docx
@@ -90,8 +90,10 @@
         <w:spacing w:after="0" w:line="240" w:lineRule="auto"/>
         <w:ind w:firstLine="500" w:firstLineChars="250"/>
         <w:rPr>
+          <w:rFonts w:hint="default"/>
           <w:sz w:val="20"/>
           <w:szCs w:val="20"/>
+          <w:lang w:val="en-US"/>
         </w:rPr>
       </w:pPr>
       <w:r>
@@ -113,939 +115,15 @@
           <w:sz w:val="20"/>
           <w:szCs w:val="20"/>
         </w:rPr>
-        <w:t>: PT. ANGKASA PURA INDONESIA</w:t>
-      </w:r>
-    </w:p>
-    <w:p>
-      <w:pPr>
-        <w:tabs>
-          <w:tab w:val="left" w:pos="2700"/>
-        </w:tabs>
-        <w:spacing w:after="0" w:line="240" w:lineRule="auto"/>
-        <w:ind w:firstLine="500" w:firstLineChars="250"/>
-        <w:rPr>
-          <w:sz w:val="20"/>
-          <w:szCs w:val="20"/>
-        </w:rPr>
-      </w:pPr>
-      <w:r>
-        <w:rPr>
-          <w:sz w:val="20"/>
-          <w:szCs w:val="20"/>
-        </w:rPr>
-        <w:t>Penyedia Barang/Jasa</w:t>
+        <w:t xml:space="preserve">: </w:t>
       </w:r>
       <w:r>
         <w:rPr>
           <w:sz w:val="20"/>
           <w:szCs w:val="20"/>
+          <w:lang w:val="en-US"/>
         </w:rPr>
-        <w:tab/>
-      </w:r>
-      <w:r>
-        <w:rPr>
-          <w:sz w:val="20"/>
-          <w:szCs w:val="20"/>
-        </w:rPr>
-        <w:t>: PT. DASSINDO INTERNUSA SEMESTA</w:t>
-      </w:r>
-    </w:p>
-    <w:p>
-      <w:pPr>
-        <w:tabs>
-          <w:tab w:val="left" w:pos="2700"/>
-        </w:tabs>
-        <w:spacing w:after="0" w:line="240" w:lineRule="auto"/>
-        <w:ind w:firstLine="500" w:firstLineChars="250"/>
-        <w:rPr>
-          <w:sz w:val="20"/>
-          <w:szCs w:val="20"/>
-        </w:rPr>
-      </w:pPr>
-      <w:r>
-        <w:rPr>
-          <w:sz w:val="20"/>
-          <w:szCs w:val="20"/>
-        </w:rPr>
-        <w:t xml:space="preserve">Tanggal </w:t>
-      </w:r>
-      <w:r>
-        <w:rPr>
-          <w:sz w:val="20"/>
-          <w:szCs w:val="20"/>
-        </w:rPr>
-        <w:tab/>
-      </w:r>
-      <w:r>
-        <w:rPr>
-          <w:sz w:val="20"/>
-          <w:szCs w:val="20"/>
-        </w:rPr>
-        <w:t>: {{date}}</w:t>
-      </w:r>
-    </w:p>
-    <w:p>
-      <w:pPr>
-        <w:tabs>
-          <w:tab w:val="left" w:pos="2700"/>
-        </w:tabs>
-        <w:spacing w:after="0" w:line="240" w:lineRule="auto"/>
-        <w:ind w:firstLine="500" w:firstLineChars="250"/>
-        <w:rPr>
-          <w:sz w:val="20"/>
-          <w:szCs w:val="20"/>
-        </w:rPr>
-      </w:pPr>
-      <w:r>
-        <w:rPr>
-          <w:sz w:val="20"/>
-          <w:szCs w:val="20"/>
-        </w:rPr>
-        <w:t>Personil yang bertugas</w:t>
-      </w:r>
-      <w:r>
-        <w:rPr>
-          <w:sz w:val="20"/>
-          <w:szCs w:val="20"/>
-        </w:rPr>
-        <w:tab/>
-      </w:r>
-      <w:r>
-        <w:rPr>
-          <w:sz w:val="20"/>
-          <w:szCs w:val="20"/>
-        </w:rPr>
-        <w:t>: {{personil}}</w:t>
-      </w:r>
-    </w:p>
-    <w:p>
-      <w:pPr>
-        <w:tabs>
-          <w:tab w:val="left" w:pos="2700"/>
-        </w:tabs>
-        <w:spacing w:after="0" w:line="240" w:lineRule="auto"/>
-        <w:rPr>
-          <w:sz w:val="20"/>
-          <w:szCs w:val="20"/>
-        </w:rPr>
-      </w:pPr>
-    </w:p>
-    <w:p>
-      <w:pPr>
-        <w:ind w:firstLine="500" w:firstLineChars="250"/>
-        <w:rPr>
-          <w:b/>
-          <w:sz w:val="20"/>
-          <w:szCs w:val="20"/>
-          <w:u w:val="single"/>
-        </w:rPr>
-      </w:pPr>
-      <w:r>
-        <w:rPr>
-          <w:b/>
-          <w:sz w:val="20"/>
-          <w:szCs w:val="20"/>
-          <w:u w:val="single"/>
-        </w:rPr>
-        <w:t>Berikut Pekerjaan O&amp;M HBS:</w:t>
-      </w:r>
-    </w:p>
-    <w:tbl>
-      <w:tblPr>
-        <w:tblStyle w:val="35"/>
-        <w:tblpPr w:leftFromText="180" w:rightFromText="180" w:vertAnchor="text" w:horzAnchor="page" w:tblpX="1680" w:tblpY="21"/>
-        <w:tblOverlap w:val="never"/>
-        <w:tblW w:w="0" w:type="auto"/>
-        <w:tblInd w:w="0" w:type="dxa"/>
-        <w:tblBorders>
-          <w:top w:val="dashSmallGap" w:color="auto" w:sz="4" w:space="0"/>
-          <w:left w:val="none" w:color="auto" w:sz="0" w:space="0"/>
-          <w:bottom w:val="dashSmallGap" w:color="auto" w:sz="4" w:space="0"/>
-          <w:right w:val="none" w:color="auto" w:sz="0" w:space="0"/>
-          <w:insideH w:val="dashSmallGap" w:color="auto" w:sz="4" w:space="0"/>
-          <w:insideV w:val="dashSmallGap" w:color="auto" w:sz="4" w:space="0"/>
-        </w:tblBorders>
-        <w:tblLayout w:type="autofit"/>
-        <w:tblCellMar>
-          <w:top w:w="0" w:type="dxa"/>
-          <w:left w:w="108" w:type="dxa"/>
-          <w:bottom w:w="0" w:type="dxa"/>
-          <w:right w:w="108" w:type="dxa"/>
-        </w:tblCellMar>
-      </w:tblPr>
-      <w:tblGrid>
-        <w:gridCol w:w="9189"/>
-      </w:tblGrid>
-      <w:tr>
-        <w:tblPrEx>
-          <w:tblBorders>
-            <w:top w:val="dashSmallGap" w:color="auto" w:sz="4" w:space="0"/>
-            <w:left w:val="none" w:color="auto" w:sz="0" w:space="0"/>
-            <w:bottom w:val="dashSmallGap" w:color="auto" w:sz="4" w:space="0"/>
-            <w:right w:val="none" w:color="auto" w:sz="0" w:space="0"/>
-            <w:insideH w:val="dashSmallGap" w:color="auto" w:sz="4" w:space="0"/>
-            <w:insideV w:val="dashSmallGap" w:color="auto" w:sz="4" w:space="0"/>
-          </w:tblBorders>
-        </w:tblPrEx>
-        <w:tc>
-          <w:tcPr>
-            <w:tcW w:w="9189" w:type="dxa"/>
-          </w:tcPr>
-          <w:p>
-            <w:pPr>
-              <w:spacing w:after="0" w:line="240" w:lineRule="auto"/>
-              <w:rPr>
-                <w:b/>
-              </w:rPr>
-            </w:pPr>
-            <w:r>
-              <w:rPr>
-                <w:b/>
-              </w:rPr>
-              <w:t xml:space="preserve">Daily PM Inspection </w:t>
-            </w:r>
-          </w:p>
-          <w:p>
-            <w:pPr>
-              <w:spacing w:after="0" w:line="240" w:lineRule="auto"/>
-              <w:rPr>
-                <w:b/>
-              </w:rPr>
-            </w:pPr>
-            <w:r>
-              <w:rPr>
-                <w:b/>
-              </w:rPr>
-              <w:t xml:space="preserve">Hold Baggage Screening MVXR5000 </w:t>
-            </w:r>
-          </w:p>
-          <w:p>
-            <w:pPr>
-              <w:spacing w:after="0" w:line="240" w:lineRule="auto"/>
-              <w:rPr>
-                <w:b/>
-              </w:rPr>
-            </w:pPr>
-            <w:r>
-              <w:rPr>
-                <w:b/>
-              </w:rPr>
-              <w:t>Time: 16:00 - 16:30</w:t>
-            </w:r>
-          </w:p>
-        </w:tc>
-      </w:tr>
-    </w:tbl>
-    <w:tbl>
-      <w:tblPr>
-        <w:tblStyle w:val="12"/>
-        <w:tblpPr w:leftFromText="180" w:rightFromText="180" w:vertAnchor="text" w:horzAnchor="page" w:tblpX="1655" w:tblpY="1140"/>
-        <w:tblOverlap w:val="never"/>
-        <w:tblW w:w="0" w:type="auto"/>
-        <w:tblInd w:w="0" w:type="dxa"/>
-        <w:tblLayout w:type="fixed"/>
-        <w:tblCellMar>
-          <w:top w:w="0" w:type="dxa"/>
-          <w:left w:w="108" w:type="dxa"/>
-          <w:bottom w:w="0" w:type="dxa"/>
-          <w:right w:w="108" w:type="dxa"/>
-        </w:tblCellMar>
-      </w:tblPr>
-      <w:tblGrid>
-        <w:gridCol w:w="4608"/>
-        <w:gridCol w:w="4608"/>
-      </w:tblGrid>
-      <w:tr>
-        <w:tblPrEx>
-          <w:tblCellMar>
-            <w:top w:w="0" w:type="dxa"/>
-            <w:left w:w="108" w:type="dxa"/>
-            <w:bottom w:w="0" w:type="dxa"/>
-            <w:right w:w="108" w:type="dxa"/>
-          </w:tblCellMar>
-        </w:tblPrEx>
-        <w:trPr>
-          <w:cantSplit/>
-          <w:trHeight w:val="3326" w:hRule="exact"/>
-        </w:trPr>
-        <w:tc>
-          <w:tcPr>
-            <w:tcW w:w="4608" w:type="dxa"/>
-            <w:tcBorders>
-              <w:top w:val="single" w:color="D9D9D9" w:sz="6" w:space="0"/>
-              <w:left w:val="single" w:color="D9D9D9" w:sz="6" w:space="0"/>
-              <w:bottom w:val="single" w:color="D9D9D9" w:sz="6" w:space="0"/>
-              <w:right w:val="single" w:color="D9D9D9" w:sz="6" w:space="0"/>
-            </w:tcBorders>
-            <w:tcMar>
-              <w:top w:w="120" w:type="dxa"/>
-              <w:left w:w="120" w:type="dxa"/>
-              <w:bottom w:w="120" w:type="dxa"/>
-              <w:right w:w="120" w:type="dxa"/>
-            </w:tcMar>
-            <w:vAlign w:val="center"/>
-          </w:tcPr>
-          <w:p>
-            <w:pPr>
-              <w:jc w:val="center"/>
-            </w:pPr>
-            <w:r>
-              <w:t>[IMG]</w:t>
-            </w:r>
-          </w:p>
-        </w:tc>
-        <w:tc>
-          <w:tcPr>
-            <w:tcW w:w="4608" w:type="dxa"/>
-            <w:tcBorders>
-              <w:top w:val="single" w:color="D9D9D9" w:sz="6" w:space="0"/>
-              <w:left w:val="single" w:color="D9D9D9" w:sz="6" w:space="0"/>
-              <w:bottom w:val="single" w:color="D9D9D9" w:sz="6" w:space="0"/>
-              <w:right w:val="single" w:color="D9D9D9" w:sz="6" w:space="0"/>
-            </w:tcBorders>
-            <w:tcMar>
-              <w:top w:w="120" w:type="dxa"/>
-              <w:left w:w="120" w:type="dxa"/>
-              <w:bottom w:w="120" w:type="dxa"/>
-              <w:right w:w="120" w:type="dxa"/>
-            </w:tcMar>
-            <w:vAlign w:val="center"/>
-          </w:tcPr>
-          <w:p>
-            <w:pPr>
-              <w:jc w:val="center"/>
-            </w:pPr>
-            <w:r>
-              <w:t>[IMG]</w:t>
-            </w:r>
-          </w:p>
-        </w:tc>
-      </w:tr>
-      <w:tr>
-        <w:tblPrEx>
-          <w:tblCellMar>
-            <w:top w:w="0" w:type="dxa"/>
-            <w:left w:w="108" w:type="dxa"/>
-            <w:bottom w:w="0" w:type="dxa"/>
-            <w:right w:w="108" w:type="dxa"/>
-          </w:tblCellMar>
-        </w:tblPrEx>
-        <w:trPr>
-          <w:cantSplit/>
-          <w:trHeight w:val="734" w:hRule="exact"/>
-        </w:trPr>
-        <w:tc>
-          <w:tcPr>
-            <w:tcW w:w="4608" w:type="dxa"/>
-            <w:tcBorders>
-              <w:top w:val="single" w:color="D9D9D9" w:sz="6" w:space="0"/>
-              <w:left w:val="single" w:color="D9D9D9" w:sz="6" w:space="0"/>
-              <w:bottom w:val="single" w:color="D9D9D9" w:sz="6" w:space="0"/>
-              <w:right w:val="single" w:color="D9D9D9" w:sz="6" w:space="0"/>
-            </w:tcBorders>
-            <w:tcMar>
-              <w:top w:w="120" w:type="dxa"/>
-              <w:left w:w="120" w:type="dxa"/>
-              <w:bottom w:w="120" w:type="dxa"/>
-              <w:right w:w="120" w:type="dxa"/>
-            </w:tcMar>
-          </w:tcPr>
-          <w:p>
-            <w:pPr>
-              <w:spacing w:before="60" w:after="120"/>
-              <w:jc w:val="center"/>
-            </w:pPr>
-            <w:r>
-              <w:t>[CAPTION] Check that all cable and connections are secure</w:t>
-            </w:r>
-          </w:p>
-        </w:tc>
-        <w:tc>
-          <w:tcPr>
-            <w:tcW w:w="4608" w:type="dxa"/>
-            <w:tcBorders>
-              <w:top w:val="single" w:color="D9D9D9" w:sz="6" w:space="0"/>
-              <w:left w:val="single" w:color="D9D9D9" w:sz="6" w:space="0"/>
-              <w:bottom w:val="single" w:color="D9D9D9" w:sz="6" w:space="0"/>
-              <w:right w:val="single" w:color="D9D9D9" w:sz="6" w:space="0"/>
-            </w:tcBorders>
-            <w:tcMar>
-              <w:top w:w="120" w:type="dxa"/>
-              <w:left w:w="120" w:type="dxa"/>
-              <w:bottom w:w="120" w:type="dxa"/>
-              <w:right w:w="120" w:type="dxa"/>
-            </w:tcMar>
-          </w:tcPr>
-          <w:p>
-            <w:pPr>
-              <w:spacing w:before="60" w:after="120"/>
-              <w:jc w:val="center"/>
-            </w:pPr>
-            <w:r>
-              <w:t>[CAPTION] Power Up the MVXR5000</w:t>
-            </w:r>
-          </w:p>
-        </w:tc>
-      </w:tr>
-      <w:tr>
-        <w:tblPrEx>
-          <w:tblCellMar>
-            <w:top w:w="0" w:type="dxa"/>
-            <w:left w:w="108" w:type="dxa"/>
-            <w:bottom w:w="0" w:type="dxa"/>
-            <w:right w:w="108" w:type="dxa"/>
-          </w:tblCellMar>
-        </w:tblPrEx>
-        <w:trPr>
-          <w:cantSplit/>
-          <w:trHeight w:val="3326" w:hRule="exact"/>
-        </w:trPr>
-        <w:tc>
-          <w:tcPr>
-            <w:tcW w:w="4608" w:type="dxa"/>
-            <w:tcBorders>
-              <w:top w:val="single" w:color="D9D9D9" w:sz="6" w:space="0"/>
-              <w:left w:val="single" w:color="D9D9D9" w:sz="6" w:space="0"/>
-              <w:bottom w:val="single" w:color="D9D9D9" w:sz="6" w:space="0"/>
-              <w:right w:val="single" w:color="D9D9D9" w:sz="6" w:space="0"/>
-            </w:tcBorders>
-            <w:tcMar>
-              <w:top w:w="120" w:type="dxa"/>
-              <w:left w:w="120" w:type="dxa"/>
-              <w:bottom w:w="120" w:type="dxa"/>
-              <w:right w:w="120" w:type="dxa"/>
-            </w:tcMar>
-            <w:vAlign w:val="center"/>
-          </w:tcPr>
-          <w:p>
-            <w:pPr>
-              <w:jc w:val="center"/>
-            </w:pPr>
-            <w:r>
-              <w:t>[IMG]</w:t>
-            </w:r>
-          </w:p>
-        </w:tc>
-        <w:tc>
-          <w:tcPr>
-            <w:tcW w:w="4608" w:type="dxa"/>
-            <w:tcBorders>
-              <w:top w:val="single" w:color="D9D9D9" w:sz="6" w:space="0"/>
-              <w:left w:val="single" w:color="D9D9D9" w:sz="6" w:space="0"/>
-              <w:bottom w:val="single" w:color="D9D9D9" w:sz="6" w:space="0"/>
-              <w:right w:val="single" w:color="D9D9D9" w:sz="6" w:space="0"/>
-            </w:tcBorders>
-            <w:tcMar>
-              <w:top w:w="120" w:type="dxa"/>
-              <w:left w:w="120" w:type="dxa"/>
-              <w:bottom w:w="120" w:type="dxa"/>
-              <w:right w:w="120" w:type="dxa"/>
-            </w:tcMar>
-            <w:vAlign w:val="center"/>
-          </w:tcPr>
-          <w:p>
-            <w:pPr>
-              <w:jc w:val="center"/>
-            </w:pPr>
-            <w:r>
-              <w:t>[IMG]</w:t>
-            </w:r>
-          </w:p>
-        </w:tc>
-      </w:tr>
-      <w:tr>
-        <w:tblPrEx>
-          <w:tblCellMar>
-            <w:top w:w="0" w:type="dxa"/>
-            <w:left w:w="108" w:type="dxa"/>
-            <w:bottom w:w="0" w:type="dxa"/>
-            <w:right w:w="108" w:type="dxa"/>
-          </w:tblCellMar>
-        </w:tblPrEx>
-        <w:trPr>
-          <w:cantSplit/>
-          <w:trHeight w:val="734" w:hRule="exact"/>
-        </w:trPr>
-        <w:tc>
-          <w:tcPr>
-            <w:tcW w:w="4608" w:type="dxa"/>
-            <w:tcBorders>
-              <w:top w:val="single" w:color="D9D9D9" w:sz="6" w:space="0"/>
-              <w:left w:val="single" w:color="D9D9D9" w:sz="6" w:space="0"/>
-              <w:bottom w:val="single" w:color="D9D9D9" w:sz="6" w:space="0"/>
-              <w:right w:val="single" w:color="D9D9D9" w:sz="6" w:space="0"/>
-            </w:tcBorders>
-            <w:tcMar>
-              <w:top w:w="120" w:type="dxa"/>
-              <w:left w:w="120" w:type="dxa"/>
-              <w:bottom w:w="120" w:type="dxa"/>
-              <w:right w:w="120" w:type="dxa"/>
-            </w:tcMar>
-          </w:tcPr>
-          <w:p>
-            <w:pPr>
-              <w:jc w:val="center"/>
-            </w:pPr>
-            <w:r>
-              <w:t>[CAPTION] Check the array controller window indicates "System Ready"</w:t>
-            </w:r>
-          </w:p>
-          <w:p>
-            <w:pPr>
-              <w:spacing w:before="60" w:after="120"/>
-              <w:jc w:val="center"/>
-            </w:pPr>
-          </w:p>
-        </w:tc>
-        <w:tc>
-          <w:tcPr>
-            <w:tcW w:w="4608" w:type="dxa"/>
-            <w:tcBorders>
-              <w:top w:val="single" w:color="D9D9D9" w:sz="6" w:space="0"/>
-              <w:left w:val="single" w:color="D9D9D9" w:sz="6" w:space="0"/>
-              <w:bottom w:val="single" w:color="D9D9D9" w:sz="6" w:space="0"/>
-              <w:right w:val="single" w:color="D9D9D9" w:sz="6" w:space="0"/>
-            </w:tcBorders>
-            <w:tcMar>
-              <w:top w:w="120" w:type="dxa"/>
-              <w:left w:w="120" w:type="dxa"/>
-              <w:bottom w:w="120" w:type="dxa"/>
-              <w:right w:w="120" w:type="dxa"/>
-            </w:tcMar>
-          </w:tcPr>
-          <w:p>
-            <w:pPr>
-              <w:jc w:val="center"/>
-            </w:pPr>
-            <w:r>
-              <w:t>[CAPTION] Check the AC window shows all “Enc Diff” values at 7</w:t>
-            </w:r>
-          </w:p>
-          <w:p>
-            <w:pPr>
-              <w:spacing w:before="60" w:after="120"/>
-              <w:jc w:val="center"/>
-            </w:pPr>
-          </w:p>
-          <w:p>
-            <w:pPr>
-              <w:spacing w:before="60" w:after="120"/>
-              <w:jc w:val="center"/>
-            </w:pPr>
-          </w:p>
-          <w:p>
-            <w:pPr>
-              <w:spacing w:before="60" w:after="120"/>
-              <w:jc w:val="center"/>
-            </w:pPr>
-          </w:p>
-          <w:p>
-            <w:pPr>
-              <w:spacing w:before="60" w:after="120"/>
-              <w:jc w:val="center"/>
-            </w:pPr>
-          </w:p>
-          <w:p>
-            <w:pPr>
-              <w:spacing w:before="60" w:after="120"/>
-              <w:jc w:val="center"/>
-            </w:pPr>
-          </w:p>
-          <w:p>
-            <w:pPr>
-              <w:spacing w:before="60" w:after="120"/>
-              <w:jc w:val="center"/>
-            </w:pPr>
-          </w:p>
-          <w:p>
-            <w:pPr>
-              <w:spacing w:before="60" w:after="120"/>
-              <w:jc w:val="center"/>
-            </w:pPr>
-          </w:p>
-          <w:p>
-            <w:pPr>
-              <w:spacing w:before="60" w:after="120"/>
-              <w:jc w:val="center"/>
-            </w:pPr>
-          </w:p>
-          <w:p>
-            <w:pPr>
-              <w:spacing w:before="60" w:after="120"/>
-              <w:jc w:val="center"/>
-            </w:pPr>
-          </w:p>
-          <w:p>
-            <w:pPr>
-              <w:spacing w:before="60" w:after="120"/>
-              <w:jc w:val="center"/>
-            </w:pPr>
-          </w:p>
-          <w:p>
-            <w:pPr>
-              <w:spacing w:before="60" w:after="120"/>
-              <w:jc w:val="center"/>
-            </w:pPr>
-          </w:p>
-          <w:p>
-            <w:pPr>
-              <w:spacing w:before="60" w:after="120"/>
-              <w:jc w:val="center"/>
-            </w:pPr>
-          </w:p>
-          <w:p>
-            <w:pPr>
-              <w:spacing w:before="60" w:after="120"/>
-              <w:jc w:val="center"/>
-            </w:pPr>
-          </w:p>
-          <w:p>
-            <w:pPr>
-              <w:spacing w:before="60" w:after="120"/>
-              <w:jc w:val="center"/>
-            </w:pPr>
-          </w:p>
-          <w:p>
-            <w:pPr>
-              <w:spacing w:before="60" w:after="120"/>
-              <w:jc w:val="center"/>
-            </w:pPr>
-          </w:p>
-          <w:p>
-            <w:pPr>
-              <w:spacing w:before="60" w:after="120"/>
-              <w:jc w:val="center"/>
-            </w:pPr>
-          </w:p>
-          <w:p>
-            <w:pPr>
-              <w:spacing w:before="60" w:after="120"/>
-              <w:jc w:val="center"/>
-            </w:pPr>
-          </w:p>
-          <w:p>
-            <w:pPr>
-              <w:spacing w:before="60" w:after="120"/>
-              <w:jc w:val="center"/>
-            </w:pPr>
-          </w:p>
-          <w:p>
-            <w:pPr>
-              <w:spacing w:before="60" w:after="120"/>
-              <w:jc w:val="center"/>
-            </w:pPr>
-          </w:p>
-          <w:p>
-            <w:pPr>
-              <w:spacing w:before="60" w:after="120"/>
-              <w:jc w:val="center"/>
-            </w:pPr>
-            <w:r>
-              <w:t>0</w:t>
-            </w:r>
-          </w:p>
-        </w:tc>
-      </w:tr>
-    </w:tbl>
-    <w:p/>
-    <w:p/>
-    <w:p/>
-    <w:p/>
-    <w:tbl>
-      <w:tblPr>
-        <w:tblStyle w:val="12"/>
-        <w:tblpPr w:leftFromText="180" w:rightFromText="180" w:vertAnchor="text" w:horzAnchor="page" w:tblpX="1666" w:tblpY="249"/>
-        <w:tblOverlap w:val="never"/>
-        <w:tblW w:w="0" w:type="auto"/>
-        <w:tblInd w:w="0" w:type="dxa"/>
-        <w:tblLayout w:type="fixed"/>
-        <w:tblCellMar>
-          <w:top w:w="0" w:type="dxa"/>
-          <w:left w:w="108" w:type="dxa"/>
-          <w:bottom w:w="0" w:type="dxa"/>
-          <w:right w:w="108" w:type="dxa"/>
-        </w:tblCellMar>
-      </w:tblPr>
-      <w:tblGrid>
-        <w:gridCol w:w="4608"/>
-        <w:gridCol w:w="4608"/>
-      </w:tblGrid>
-      <w:tr>
-        <w:tblPrEx>
-          <w:tblCellMar>
-            <w:top w:w="0" w:type="dxa"/>
-            <w:left w:w="108" w:type="dxa"/>
-            <w:bottom w:w="0" w:type="dxa"/>
-            <w:right w:w="108" w:type="dxa"/>
-          </w:tblCellMar>
-        </w:tblPrEx>
-        <w:trPr>
-          <w:cantSplit/>
-          <w:trHeight w:val="3326" w:hRule="exact"/>
-        </w:trPr>
-        <w:tc>
-          <w:tcPr>
-            <w:tcW w:w="4608" w:type="dxa"/>
-            <w:tcBorders>
-              <w:top w:val="single" w:color="D9D9D9" w:sz="6" w:space="0"/>
-              <w:left w:val="single" w:color="D9D9D9" w:sz="6" w:space="0"/>
-              <w:bottom w:val="single" w:color="D9D9D9" w:sz="6" w:space="0"/>
-              <w:right w:val="single" w:color="D9D9D9" w:sz="6" w:space="0"/>
-            </w:tcBorders>
-            <w:tcMar>
-              <w:top w:w="120" w:type="dxa"/>
-              <w:left w:w="120" w:type="dxa"/>
-              <w:bottom w:w="120" w:type="dxa"/>
-              <w:right w:w="120" w:type="dxa"/>
-            </w:tcMar>
-            <w:vAlign w:val="center"/>
-          </w:tcPr>
-          <w:p>
-            <w:pPr>
-              <w:jc w:val="center"/>
-            </w:pPr>
-            <w:r>
-              <w:t>[IMG]</w:t>
-            </w:r>
-          </w:p>
-        </w:tc>
-        <w:tc>
-          <w:tcPr>
-            <w:tcW w:w="4608" w:type="dxa"/>
-            <w:tcBorders>
-              <w:top w:val="single" w:color="D9D9D9" w:sz="6" w:space="0"/>
-              <w:left w:val="single" w:color="D9D9D9" w:sz="6" w:space="0"/>
-              <w:bottom w:val="single" w:color="D9D9D9" w:sz="6" w:space="0"/>
-              <w:right w:val="single" w:color="D9D9D9" w:sz="6" w:space="0"/>
-            </w:tcBorders>
-            <w:tcMar>
-              <w:top w:w="120" w:type="dxa"/>
-              <w:left w:w="120" w:type="dxa"/>
-              <w:bottom w:w="120" w:type="dxa"/>
-              <w:right w:w="120" w:type="dxa"/>
-            </w:tcMar>
-            <w:vAlign w:val="center"/>
-          </w:tcPr>
-          <w:p>
-            <w:pPr>
-              <w:jc w:val="center"/>
-            </w:pPr>
-            <w:r>
-              <w:t>[IMG]</w:t>
-            </w:r>
-          </w:p>
-        </w:tc>
-      </w:tr>
-      <w:tr>
-        <w:tblPrEx>
-          <w:tblCellMar>
-            <w:top w:w="0" w:type="dxa"/>
-            <w:left w:w="108" w:type="dxa"/>
-            <w:bottom w:w="0" w:type="dxa"/>
-            <w:right w:w="108" w:type="dxa"/>
-          </w:tblCellMar>
-        </w:tblPrEx>
-        <w:trPr>
-          <w:cantSplit/>
-          <w:trHeight w:val="734" w:hRule="exact"/>
-        </w:trPr>
-        <w:tc>
-          <w:tcPr>
-            <w:tcW w:w="4608" w:type="dxa"/>
-            <w:tcBorders>
-              <w:top w:val="single" w:color="D9D9D9" w:sz="6" w:space="0"/>
-              <w:left w:val="single" w:color="D9D9D9" w:sz="6" w:space="0"/>
-              <w:bottom w:val="single" w:color="D9D9D9" w:sz="6" w:space="0"/>
-              <w:right w:val="single" w:color="D9D9D9" w:sz="6" w:space="0"/>
-            </w:tcBorders>
-            <w:tcMar>
-              <w:top w:w="120" w:type="dxa"/>
-              <w:left w:w="120" w:type="dxa"/>
-              <w:bottom w:w="120" w:type="dxa"/>
-              <w:right w:w="120" w:type="dxa"/>
-            </w:tcMar>
-          </w:tcPr>
-          <w:p>
-            <w:pPr>
-              <w:jc w:val="center"/>
-            </w:pPr>
-            <w:r>
-              <w:t>[CAPTION] Calibrate the system/Clear systems Fault/Restart RunAC software</w:t>
-            </w:r>
-          </w:p>
-          <w:p>
-            <w:pPr>
-              <w:spacing w:before="60" w:after="120"/>
-              <w:jc w:val="center"/>
-            </w:pPr>
-          </w:p>
-        </w:tc>
-        <w:tc>
-          <w:tcPr>
-            <w:tcW w:w="4608" w:type="dxa"/>
-            <w:tcBorders>
-              <w:top w:val="single" w:color="D9D9D9" w:sz="6" w:space="0"/>
-              <w:left w:val="single" w:color="D9D9D9" w:sz="6" w:space="0"/>
-              <w:bottom w:val="single" w:color="D9D9D9" w:sz="6" w:space="0"/>
-              <w:right w:val="single" w:color="D9D9D9" w:sz="6" w:space="0"/>
-            </w:tcBorders>
-            <w:tcMar>
-              <w:top w:w="120" w:type="dxa"/>
-              <w:left w:w="120" w:type="dxa"/>
-              <w:bottom w:w="120" w:type="dxa"/>
-              <w:right w:w="120" w:type="dxa"/>
-            </w:tcMar>
-          </w:tcPr>
-          <w:p>
-            <w:pPr>
-              <w:spacing w:before="60" w:after="120"/>
-              <w:jc w:val="center"/>
-            </w:pPr>
-            <w:r>
-              <w:t xml:space="preserve">[CAPTION] </w:t>
-            </w:r>
-            <w:r>
-              <w:rPr>
-                <w:sz w:val="20"/>
-                <w:szCs w:val="20"/>
-              </w:rPr>
-              <w:t>Check the belt speed using Motion Planner software</w:t>
-            </w:r>
-          </w:p>
-        </w:tc>
-      </w:tr>
-    </w:tbl>
-    <w:p/>
-    <w:p/>
-    <w:p/>
-    <w:p/>
-    <w:p/>
-    <w:p/>
-    <w:p/>
-    <w:p/>
-    <w:p/>
-    <w:p/>
-    <w:p/>
-    <w:p/>
-    <w:p/>
-    <w:p/>
-    <w:p/>
-    <w:p/>
-    <w:p/>
-    <w:p/>
-    <w:p/>
-    <w:p>
-      <w:pPr>
-        <w:tabs>
-          <w:tab w:val="left" w:pos="2700"/>
-        </w:tabs>
-        <w:spacing w:after="0" w:line="240" w:lineRule="auto"/>
-        <w:rPr>
-          <w:sz w:val="20"/>
-          <w:szCs w:val="20"/>
-        </w:rPr>
-      </w:pPr>
-    </w:p>
-    <w:p>
-      <w:pPr>
-        <w:tabs>
-          <w:tab w:val="left" w:pos="2700"/>
-        </w:tabs>
-        <w:spacing w:after="0" w:line="240" w:lineRule="auto"/>
-        <w:ind w:firstLine="500" w:firstLineChars="250"/>
-        <w:rPr>
-          <w:sz w:val="20"/>
-          <w:szCs w:val="20"/>
-        </w:rPr>
-      </w:pPr>
-      <w:r>
-        <w:rPr>
-          <w:sz w:val="20"/>
-          <w:szCs w:val="20"/>
-        </w:rPr>
-        <w:t xml:space="preserve">Nama Pekerjaan </w:t>
-      </w:r>
-      <w:r>
-        <w:rPr>
-          <w:sz w:val="20"/>
-          <w:szCs w:val="20"/>
-        </w:rPr>
-        <w:tab/>
-      </w:r>
-      <w:r>
-        <w:rPr>
-          <w:sz w:val="20"/>
-          <w:szCs w:val="20"/>
-        </w:rPr>
-        <w:t xml:space="preserve">: Operasional dan Pemeliharaan Hold Baggage Screening (HBS) </w:t>
-      </w:r>
-    </w:p>
-    <w:p>
-      <w:pPr>
-        <w:tabs>
-          <w:tab w:val="left" w:pos="2700"/>
-        </w:tabs>
-        <w:spacing w:after="0" w:line="240" w:lineRule="auto"/>
-        <w:ind w:firstLine="500" w:firstLineChars="250"/>
-        <w:rPr>
-          <w:sz w:val="20"/>
-          <w:szCs w:val="20"/>
-        </w:rPr>
-      </w:pPr>
-      <w:r>
-        <w:rPr>
-          <w:sz w:val="20"/>
-          <w:szCs w:val="20"/>
-        </w:rPr>
-        <w:t>Lokasi</w:t>
-      </w:r>
-      <w:r>
-        <w:rPr>
-          <w:sz w:val="20"/>
-          <w:szCs w:val="20"/>
-        </w:rPr>
-        <w:tab/>
-      </w:r>
-      <w:r>
-        <w:rPr>
-          <w:sz w:val="20"/>
-          <w:szCs w:val="20"/>
-        </w:rPr>
-        <w:t>: Bandara Internasional Soekarno-Hatta Terminal 3</w:t>
-      </w:r>
-    </w:p>
-    <w:p>
-      <w:pPr>
-        <w:tabs>
-          <w:tab w:val="left" w:pos="2700"/>
-        </w:tabs>
-        <w:spacing w:after="0" w:line="240" w:lineRule="auto"/>
-        <w:ind w:firstLine="500" w:firstLineChars="250"/>
-        <w:rPr>
-          <w:sz w:val="20"/>
-          <w:szCs w:val="20"/>
-        </w:rPr>
-      </w:pPr>
-      <w:r>
-        <w:rPr>
-          <w:sz w:val="20"/>
-          <w:szCs w:val="20"/>
-        </w:rPr>
-        <w:t>Pemilik Pekerjaan</w:t>
-      </w:r>
-      <w:r>
-        <w:rPr>
-          <w:sz w:val="20"/>
-          <w:szCs w:val="20"/>
-        </w:rPr>
-        <w:tab/>
-      </w:r>
-      <w:r>
-        <w:rPr>
-          <w:sz w:val="20"/>
-          <w:szCs w:val="20"/>
-        </w:rPr>
-        <w:t>: PT. ANGKASA PURA INDONESIA</w:t>
+        <w:t>PT. ANGKASA PURA INDONESIA ( PERSERO )</w:t>
       </w:r>
     </w:p>
     <w:p>
@@ -1254,7 +332,7 @@
               <w:rPr>
                 <w:b/>
               </w:rPr>
-              <w:t xml:space="preserve">Hold Baggage Screening RTT110 </w:t>
+              <w:t xml:space="preserve">Hold Baggage Screening MVXR5000 </w:t>
             </w:r>
           </w:p>
           <w:p>
@@ -1268,7 +346,7 @@
               <w:rPr>
                 <w:b/>
               </w:rPr>
-              <w:t>Time: 16:30 - 16:45</w:t>
+              <w:t>Time: 16:00 - 16:30</w:t>
             </w:r>
           </w:p>
         </w:tc>
@@ -1394,7 +472,7 @@
               <w:jc w:val="center"/>
             </w:pPr>
             <w:r>
-              <w:t>[CAPTION] Cable and connections: Visual Check of condition and security</w:t>
+              <w:t>[CAPTION] Check that all cable and connections are secure</w:t>
             </w:r>
           </w:p>
         </w:tc>
@@ -1416,17 +494,12 @@
           </w:tcPr>
           <w:p>
             <w:pPr>
+              <w:spacing w:before="60" w:after="120"/>
               <w:jc w:val="center"/>
             </w:pPr>
             <w:r>
-              <w:t>[CAPTION] Warning Labels: Verify in place legible</w:t>
+              <w:t>[CAPTION] Power Up the MVXR5000</w:t>
             </w:r>
-          </w:p>
-          <w:p>
-            <w:pPr>
-              <w:spacing w:before="60" w:after="120"/>
-              <w:jc w:val="center"/>
-            </w:pPr>
           </w:p>
         </w:tc>
       </w:tr>
@@ -1530,7 +603,7 @@
               <w:jc w:val="center"/>
             </w:pPr>
             <w:r>
-              <w:t>[CAPTION] Safety Lamps: Check condition and operation</w:t>
+              <w:t>[CAPTION] Check the array controller window indicates "System Ready"</w:t>
             </w:r>
           </w:p>
           <w:p>
@@ -1561,7 +634,7 @@
               <w:jc w:val="center"/>
             </w:pPr>
             <w:r>
-              <w:t>[CAPTION] Conveyor Belt: Check Condition &amp; Operation</w:t>
+              <w:t>[CAPTION] Check the AC window shows all “Enc Diff” values at 7</w:t>
             </w:r>
           </w:p>
           <w:p>
@@ -1813,7 +886,7 @@
               <w:jc w:val="center"/>
             </w:pPr>
             <w:r>
-              <w:t>[CAPTION] Check Entry &amp; Exit Section Lead Curtains</w:t>
+              <w:t>[CAPTION] Calibrate the system/Clear systems Fault/Restart RunAC software</w:t>
             </w:r>
           </w:p>
           <w:p>
@@ -1841,272 +914,41 @@
           </w:tcPr>
           <w:p>
             <w:pPr>
+              <w:spacing w:before="60" w:after="120"/>
               <w:jc w:val="center"/>
             </w:pPr>
             <w:r>
-              <w:t>[CAPTION] Transformer Cooling Fans: Check Operation and airflow</w:t>
+              <w:t xml:space="preserve">[CAPTION] </w:t>
             </w:r>
-          </w:p>
-          <w:p>
-            <w:pPr>
-              <w:spacing w:before="60" w:after="120"/>
-              <w:jc w:val="center"/>
-            </w:pPr>
+            <w:r>
+              <w:rPr>
+                <w:sz w:val="20"/>
+                <w:szCs w:val="20"/>
+              </w:rPr>
+              <w:t>Check the belt speed using Motion Planner software</w:t>
+            </w:r>
           </w:p>
         </w:tc>
       </w:tr>
     </w:tbl>
-    <w:tbl>
-      <w:tblPr>
-        <w:tblStyle w:val="12"/>
-        <w:tblpPr w:leftFromText="180" w:rightFromText="180" w:vertAnchor="text" w:horzAnchor="page" w:tblpX="1655" w:tblpY="1140"/>
-        <w:tblOverlap w:val="never"/>
-        <w:tblW w:w="0" w:type="auto"/>
-        <w:tblInd w:w="0" w:type="dxa"/>
-        <w:tblLayout w:type="fixed"/>
-        <w:tblCellMar>
-          <w:top w:w="0" w:type="dxa"/>
-          <w:left w:w="108" w:type="dxa"/>
-          <w:bottom w:w="0" w:type="dxa"/>
-          <w:right w:w="108" w:type="dxa"/>
-        </w:tblCellMar>
-      </w:tblPr>
-      <w:tblGrid>
-        <w:gridCol w:w="4608"/>
-        <w:gridCol w:w="4608"/>
-      </w:tblGrid>
-      <w:tr>
-        <w:tblPrEx>
-          <w:tblCellMar>
-            <w:top w:w="0" w:type="dxa"/>
-            <w:left w:w="108" w:type="dxa"/>
-            <w:bottom w:w="0" w:type="dxa"/>
-            <w:right w:w="108" w:type="dxa"/>
-          </w:tblCellMar>
-        </w:tblPrEx>
-        <w:trPr>
-          <w:cantSplit/>
-          <w:trHeight w:val="3326" w:hRule="exact"/>
-        </w:trPr>
-        <w:tc>
-          <w:tcPr>
-            <w:tcW w:w="4608" w:type="dxa"/>
-            <w:tcBorders>
-              <w:top w:val="single" w:color="D9D9D9" w:sz="6" w:space="0"/>
-              <w:left w:val="single" w:color="D9D9D9" w:sz="6" w:space="0"/>
-              <w:bottom w:val="single" w:color="D9D9D9" w:sz="6" w:space="0"/>
-              <w:right w:val="single" w:color="D9D9D9" w:sz="6" w:space="0"/>
-            </w:tcBorders>
-            <w:tcMar>
-              <w:top w:w="120" w:type="dxa"/>
-              <w:left w:w="120" w:type="dxa"/>
-              <w:bottom w:w="120" w:type="dxa"/>
-              <w:right w:w="120" w:type="dxa"/>
-            </w:tcMar>
-            <w:vAlign w:val="center"/>
-          </w:tcPr>
-          <w:p>
-            <w:pPr>
-              <w:jc w:val="center"/>
-            </w:pPr>
-            <w:r>
-              <w:t>[IMG]</w:t>
-            </w:r>
-          </w:p>
-        </w:tc>
-        <w:tc>
-          <w:tcPr>
-            <w:tcW w:w="4608" w:type="dxa"/>
-            <w:tcBorders>
-              <w:top w:val="single" w:color="D9D9D9" w:sz="6" w:space="0"/>
-              <w:left w:val="single" w:color="D9D9D9" w:sz="6" w:space="0"/>
-              <w:bottom w:val="single" w:color="D9D9D9" w:sz="6" w:space="0"/>
-              <w:right w:val="single" w:color="D9D9D9" w:sz="6" w:space="0"/>
-            </w:tcBorders>
-            <w:tcMar>
-              <w:top w:w="120" w:type="dxa"/>
-              <w:left w:w="120" w:type="dxa"/>
-              <w:bottom w:w="120" w:type="dxa"/>
-              <w:right w:w="120" w:type="dxa"/>
-            </w:tcMar>
-            <w:vAlign w:val="center"/>
-          </w:tcPr>
-          <w:p>
-            <w:pPr>
-              <w:jc w:val="center"/>
-            </w:pPr>
-            <w:r>
-              <w:t>[IMG]</w:t>
-            </w:r>
-          </w:p>
-        </w:tc>
-      </w:tr>
-      <w:tr>
-        <w:tblPrEx>
-          <w:tblCellMar>
-            <w:top w:w="0" w:type="dxa"/>
-            <w:left w:w="108" w:type="dxa"/>
-            <w:bottom w:w="0" w:type="dxa"/>
-            <w:right w:w="108" w:type="dxa"/>
-          </w:tblCellMar>
-        </w:tblPrEx>
-        <w:trPr>
-          <w:cantSplit/>
-          <w:trHeight w:val="734" w:hRule="exact"/>
-        </w:trPr>
-        <w:tc>
-          <w:tcPr>
-            <w:tcW w:w="4608" w:type="dxa"/>
-            <w:tcBorders>
-              <w:top w:val="single" w:color="D9D9D9" w:sz="6" w:space="0"/>
-              <w:left w:val="single" w:color="D9D9D9" w:sz="6" w:space="0"/>
-              <w:bottom w:val="single" w:color="D9D9D9" w:sz="6" w:space="0"/>
-              <w:right w:val="single" w:color="D9D9D9" w:sz="6" w:space="0"/>
-            </w:tcBorders>
-            <w:tcMar>
-              <w:top w:w="120" w:type="dxa"/>
-              <w:left w:w="120" w:type="dxa"/>
-              <w:bottom w:w="120" w:type="dxa"/>
-              <w:right w:w="120" w:type="dxa"/>
-            </w:tcMar>
-          </w:tcPr>
-          <w:p>
-            <w:pPr>
-              <w:jc w:val="center"/>
-            </w:pPr>
-            <w:r>
-              <w:t>[CAPTION] HMI Fault History: Check, acknowledge and record Faults</w:t>
-            </w:r>
-          </w:p>
-          <w:p>
-            <w:pPr>
-              <w:spacing w:before="60" w:after="120"/>
-              <w:jc w:val="center"/>
-            </w:pPr>
-          </w:p>
-        </w:tc>
-        <w:tc>
-          <w:tcPr>
-            <w:tcW w:w="4608" w:type="dxa"/>
-            <w:tcBorders>
-              <w:top w:val="single" w:color="D9D9D9" w:sz="6" w:space="0"/>
-              <w:left w:val="single" w:color="D9D9D9" w:sz="6" w:space="0"/>
-              <w:bottom w:val="single" w:color="D9D9D9" w:sz="6" w:space="0"/>
-              <w:right w:val="single" w:color="D9D9D9" w:sz="6" w:space="0"/>
-            </w:tcBorders>
-            <w:tcMar>
-              <w:top w:w="120" w:type="dxa"/>
-              <w:left w:w="120" w:type="dxa"/>
-              <w:bottom w:w="120" w:type="dxa"/>
-              <w:right w:w="120" w:type="dxa"/>
-            </w:tcMar>
-          </w:tcPr>
-          <w:p>
-            <w:pPr>
-              <w:jc w:val="center"/>
-            </w:pPr>
-            <w:r>
-              <w:t>[CAPTION] Perform OTK Daily Test</w:t>
-            </w:r>
-          </w:p>
-          <w:p>
-            <w:pPr>
-              <w:spacing w:before="60" w:after="120"/>
-              <w:jc w:val="center"/>
-            </w:pPr>
-          </w:p>
-        </w:tc>
-      </w:tr>
-      <w:tr>
-        <w:tblPrEx>
-          <w:tblCellMar>
-            <w:top w:w="0" w:type="dxa"/>
-            <w:left w:w="108" w:type="dxa"/>
-            <w:bottom w:w="0" w:type="dxa"/>
-            <w:right w:w="108" w:type="dxa"/>
-          </w:tblCellMar>
-        </w:tblPrEx>
-        <w:trPr>
-          <w:gridAfter w:val="1"/>
-          <w:wAfter w:w="4608" w:type="dxa"/>
-          <w:cantSplit/>
-          <w:trHeight w:val="3326" w:hRule="exact"/>
-        </w:trPr>
-        <w:tc>
-          <w:tcPr>
-            <w:tcW w:w="4608" w:type="dxa"/>
-            <w:tcBorders>
-              <w:top w:val="single" w:color="D9D9D9" w:sz="6" w:space="0"/>
-              <w:left w:val="single" w:color="D9D9D9" w:sz="6" w:space="0"/>
-              <w:bottom w:val="single" w:color="D9D9D9" w:sz="6" w:space="0"/>
-              <w:right w:val="single" w:color="D9D9D9" w:sz="6" w:space="0"/>
-            </w:tcBorders>
-            <w:tcMar>
-              <w:top w:w="120" w:type="dxa"/>
-              <w:left w:w="120" w:type="dxa"/>
-              <w:bottom w:w="120" w:type="dxa"/>
-              <w:right w:w="120" w:type="dxa"/>
-            </w:tcMar>
-            <w:vAlign w:val="center"/>
-          </w:tcPr>
-          <w:p>
-            <w:pPr>
-              <w:jc w:val="center"/>
-            </w:pPr>
-            <w:r>
-              <w:t>[IMG]</w:t>
-            </w:r>
-          </w:p>
-        </w:tc>
-      </w:tr>
-      <w:tr>
-        <w:tblPrEx>
-          <w:tblCellMar>
-            <w:top w:w="0" w:type="dxa"/>
-            <w:left w:w="108" w:type="dxa"/>
-            <w:bottom w:w="0" w:type="dxa"/>
-            <w:right w:w="108" w:type="dxa"/>
-          </w:tblCellMar>
-        </w:tblPrEx>
-        <w:trPr>
-          <w:gridAfter w:val="1"/>
-          <w:wAfter w:w="4608" w:type="dxa"/>
-          <w:cantSplit/>
-          <w:trHeight w:val="734" w:hRule="exact"/>
-        </w:trPr>
-        <w:tc>
-          <w:tcPr>
-            <w:tcW w:w="4608" w:type="dxa"/>
-            <w:tcBorders>
-              <w:top w:val="single" w:color="D9D9D9" w:sz="6" w:space="0"/>
-              <w:left w:val="single" w:color="D9D9D9" w:sz="6" w:space="0"/>
-              <w:bottom w:val="single" w:color="D9D9D9" w:sz="6" w:space="0"/>
-              <w:right w:val="single" w:color="D9D9D9" w:sz="6" w:space="0"/>
-            </w:tcBorders>
-            <w:tcMar>
-              <w:top w:w="120" w:type="dxa"/>
-              <w:left w:w="120" w:type="dxa"/>
-              <w:bottom w:w="120" w:type="dxa"/>
-              <w:right w:w="120" w:type="dxa"/>
-            </w:tcMar>
-          </w:tcPr>
-          <w:p>
-            <w:pPr>
-              <w:jc w:val="center"/>
-            </w:pPr>
-            <w:r>
-              <w:t>[CAPTION]  OTK Test Result: PASS</w:t>
-            </w:r>
-          </w:p>
-          <w:p>
-            <w:pPr>
-              <w:spacing w:before="60" w:after="120"/>
-              <w:jc w:val="center"/>
-            </w:pPr>
-          </w:p>
-        </w:tc>
-      </w:tr>
-    </w:tbl>
+    <w:p/>
+    <w:p/>
+    <w:p/>
+    <w:p/>
+    <w:p/>
+    <w:p/>
+    <w:p/>
+    <w:p/>
+    <w:p/>
+    <w:p/>
+    <w:p/>
+    <w:p/>
+    <w:p/>
+    <w:p/>
+    <w:p/>
+    <w:p/>
+    <w:p/>
+    <w:p/>
     <w:p/>
     <w:p>
       <w:pPr>
@@ -2196,8 +1038,10 @@
         <w:spacing w:after="0" w:line="240" w:lineRule="auto"/>
         <w:ind w:firstLine="500" w:firstLineChars="250"/>
         <w:rPr>
+          <w:rFonts w:hint="default"/>
           <w:sz w:val="20"/>
           <w:szCs w:val="20"/>
+          <w:lang w:val="en-US"/>
         </w:rPr>
       </w:pPr>
       <w:r>
@@ -2219,7 +1063,15 @@
           <w:sz w:val="20"/>
           <w:szCs w:val="20"/>
         </w:rPr>
-        <w:t>: PT. ANGKASA PURA INDONESIA</w:t>
+        <w:t xml:space="preserve">: </w:t>
+      </w:r>
+      <w:r>
+        <w:rPr>
+          <w:sz w:val="20"/>
+          <w:szCs w:val="20"/>
+          <w:lang w:val="en-US"/>
+        </w:rPr>
+        <w:t>PT. ANGKASA PURA INDONESIA ( PERSERO )</w:t>
       </w:r>
     </w:p>
     <w:p>
@@ -2414,7 +1266,7 @@
               <w:rPr>
                 <w:b/>
               </w:rPr>
-              <w:t xml:space="preserve">Monthly PM Inspection </w:t>
+              <w:t xml:space="preserve">Daily PM Inspection </w:t>
             </w:r>
           </w:p>
           <w:p>
@@ -2424,14 +1276,1198 @@
                 <w:b/>
               </w:rPr>
             </w:pPr>
-            <w:bookmarkStart w:id="0" w:name="_GoBack"/>
-            <w:bookmarkEnd w:id="0"/>
+            <w:r>
+              <w:rPr>
+                <w:b/>
+              </w:rPr>
+              <w:t xml:space="preserve">Hold Baggage Screening RTT110 </w:t>
+            </w:r>
+          </w:p>
+          <w:p>
+            <w:pPr>
+              <w:spacing w:after="0" w:line="240" w:lineRule="auto"/>
+              <w:rPr>
+                <w:b/>
+              </w:rPr>
+            </w:pPr>
+            <w:r>
+              <w:rPr>
+                <w:b/>
+              </w:rPr>
+              <w:t>Time: 16:30 - 16:45</w:t>
+            </w:r>
+          </w:p>
+        </w:tc>
+      </w:tr>
+    </w:tbl>
+    <w:tbl>
+      <w:tblPr>
+        <w:tblStyle w:val="12"/>
+        <w:tblpPr w:leftFromText="180" w:rightFromText="180" w:vertAnchor="text" w:horzAnchor="page" w:tblpX="1655" w:tblpY="1140"/>
+        <w:tblOverlap w:val="never"/>
+        <w:tblW w:w="0" w:type="auto"/>
+        <w:tblInd w:w="0" w:type="dxa"/>
+        <w:tblLayout w:type="fixed"/>
+        <w:tblCellMar>
+          <w:top w:w="0" w:type="dxa"/>
+          <w:left w:w="108" w:type="dxa"/>
+          <w:bottom w:w="0" w:type="dxa"/>
+          <w:right w:w="108" w:type="dxa"/>
+        </w:tblCellMar>
+      </w:tblPr>
+      <w:tblGrid>
+        <w:gridCol w:w="4608"/>
+        <w:gridCol w:w="4608"/>
+      </w:tblGrid>
+      <w:tr>
+        <w:tblPrEx>
+          <w:tblCellMar>
+            <w:top w:w="0" w:type="dxa"/>
+            <w:left w:w="108" w:type="dxa"/>
+            <w:bottom w:w="0" w:type="dxa"/>
+            <w:right w:w="108" w:type="dxa"/>
+          </w:tblCellMar>
+        </w:tblPrEx>
+        <w:trPr>
+          <w:cantSplit/>
+          <w:trHeight w:val="3326" w:hRule="exact"/>
+        </w:trPr>
+        <w:tc>
+          <w:tcPr>
+            <w:tcW w:w="4608" w:type="dxa"/>
+            <w:tcBorders>
+              <w:top w:val="single" w:color="D9D9D9" w:sz="6" w:space="0"/>
+              <w:left w:val="single" w:color="D9D9D9" w:sz="6" w:space="0"/>
+              <w:bottom w:val="single" w:color="D9D9D9" w:sz="6" w:space="0"/>
+              <w:right w:val="single" w:color="D9D9D9" w:sz="6" w:space="0"/>
+            </w:tcBorders>
+            <w:tcMar>
+              <w:top w:w="120" w:type="dxa"/>
+              <w:left w:w="120" w:type="dxa"/>
+              <w:bottom w:w="120" w:type="dxa"/>
+              <w:right w:w="120" w:type="dxa"/>
+            </w:tcMar>
+            <w:vAlign w:val="center"/>
+          </w:tcPr>
+          <w:p>
+            <w:pPr>
+              <w:jc w:val="center"/>
+            </w:pPr>
+            <w:r>
+              <w:t>[IMG]</w:t>
+            </w:r>
+          </w:p>
+        </w:tc>
+        <w:tc>
+          <w:tcPr>
+            <w:tcW w:w="4608" w:type="dxa"/>
+            <w:tcBorders>
+              <w:top w:val="single" w:color="D9D9D9" w:sz="6" w:space="0"/>
+              <w:left w:val="single" w:color="D9D9D9" w:sz="6" w:space="0"/>
+              <w:bottom w:val="single" w:color="D9D9D9" w:sz="6" w:space="0"/>
+              <w:right w:val="single" w:color="D9D9D9" w:sz="6" w:space="0"/>
+            </w:tcBorders>
+            <w:tcMar>
+              <w:top w:w="120" w:type="dxa"/>
+              <w:left w:w="120" w:type="dxa"/>
+              <w:bottom w:w="120" w:type="dxa"/>
+              <w:right w:w="120" w:type="dxa"/>
+            </w:tcMar>
+            <w:vAlign w:val="center"/>
+          </w:tcPr>
+          <w:p>
+            <w:pPr>
+              <w:jc w:val="center"/>
+            </w:pPr>
+            <w:r>
+              <w:t>[IMG]</w:t>
+            </w:r>
+          </w:p>
+        </w:tc>
+      </w:tr>
+      <w:tr>
+        <w:tblPrEx>
+          <w:tblCellMar>
+            <w:top w:w="0" w:type="dxa"/>
+            <w:left w:w="108" w:type="dxa"/>
+            <w:bottom w:w="0" w:type="dxa"/>
+            <w:right w:w="108" w:type="dxa"/>
+          </w:tblCellMar>
+        </w:tblPrEx>
+        <w:trPr>
+          <w:cantSplit/>
+          <w:trHeight w:val="734" w:hRule="exact"/>
+        </w:trPr>
+        <w:tc>
+          <w:tcPr>
+            <w:tcW w:w="4608" w:type="dxa"/>
+            <w:tcBorders>
+              <w:top w:val="single" w:color="D9D9D9" w:sz="6" w:space="0"/>
+              <w:left w:val="single" w:color="D9D9D9" w:sz="6" w:space="0"/>
+              <w:bottom w:val="single" w:color="D9D9D9" w:sz="6" w:space="0"/>
+              <w:right w:val="single" w:color="D9D9D9" w:sz="6" w:space="0"/>
+            </w:tcBorders>
+            <w:tcMar>
+              <w:top w:w="120" w:type="dxa"/>
+              <w:left w:w="120" w:type="dxa"/>
+              <w:bottom w:w="120" w:type="dxa"/>
+              <w:right w:w="120" w:type="dxa"/>
+            </w:tcMar>
+          </w:tcPr>
+          <w:p>
+            <w:pPr>
+              <w:spacing w:before="60" w:after="120"/>
+              <w:jc w:val="center"/>
+            </w:pPr>
+            <w:r>
+              <w:t>[CAPTION] Cable and connections: Visual Check of condition and security</w:t>
+            </w:r>
+          </w:p>
+        </w:tc>
+        <w:tc>
+          <w:tcPr>
+            <w:tcW w:w="4608" w:type="dxa"/>
+            <w:tcBorders>
+              <w:top w:val="single" w:color="D9D9D9" w:sz="6" w:space="0"/>
+              <w:left w:val="single" w:color="D9D9D9" w:sz="6" w:space="0"/>
+              <w:bottom w:val="single" w:color="D9D9D9" w:sz="6" w:space="0"/>
+              <w:right w:val="single" w:color="D9D9D9" w:sz="6" w:space="0"/>
+            </w:tcBorders>
+            <w:tcMar>
+              <w:top w:w="120" w:type="dxa"/>
+              <w:left w:w="120" w:type="dxa"/>
+              <w:bottom w:w="120" w:type="dxa"/>
+              <w:right w:w="120" w:type="dxa"/>
+            </w:tcMar>
+          </w:tcPr>
+          <w:p>
+            <w:pPr>
+              <w:jc w:val="center"/>
+            </w:pPr>
+            <w:r>
+              <w:t>[CAPTION] Warning Labels: Verify in place legible</w:t>
+            </w:r>
+          </w:p>
+          <w:p>
+            <w:pPr>
+              <w:spacing w:before="60" w:after="120"/>
+              <w:jc w:val="center"/>
+            </w:pPr>
+          </w:p>
+        </w:tc>
+      </w:tr>
+      <w:tr>
+        <w:tblPrEx>
+          <w:tblCellMar>
+            <w:top w:w="0" w:type="dxa"/>
+            <w:left w:w="108" w:type="dxa"/>
+            <w:bottom w:w="0" w:type="dxa"/>
+            <w:right w:w="108" w:type="dxa"/>
+          </w:tblCellMar>
+        </w:tblPrEx>
+        <w:trPr>
+          <w:cantSplit/>
+          <w:trHeight w:val="3326" w:hRule="exact"/>
+        </w:trPr>
+        <w:tc>
+          <w:tcPr>
+            <w:tcW w:w="4608" w:type="dxa"/>
+            <w:tcBorders>
+              <w:top w:val="single" w:color="D9D9D9" w:sz="6" w:space="0"/>
+              <w:left w:val="single" w:color="D9D9D9" w:sz="6" w:space="0"/>
+              <w:bottom w:val="single" w:color="D9D9D9" w:sz="6" w:space="0"/>
+              <w:right w:val="single" w:color="D9D9D9" w:sz="6" w:space="0"/>
+            </w:tcBorders>
+            <w:tcMar>
+              <w:top w:w="120" w:type="dxa"/>
+              <w:left w:w="120" w:type="dxa"/>
+              <w:bottom w:w="120" w:type="dxa"/>
+              <w:right w:w="120" w:type="dxa"/>
+            </w:tcMar>
+            <w:vAlign w:val="center"/>
+          </w:tcPr>
+          <w:p>
+            <w:pPr>
+              <w:jc w:val="center"/>
+            </w:pPr>
+            <w:r>
+              <w:t>[IMG]</w:t>
+            </w:r>
+          </w:p>
+        </w:tc>
+        <w:tc>
+          <w:tcPr>
+            <w:tcW w:w="4608" w:type="dxa"/>
+            <w:tcBorders>
+              <w:top w:val="single" w:color="D9D9D9" w:sz="6" w:space="0"/>
+              <w:left w:val="single" w:color="D9D9D9" w:sz="6" w:space="0"/>
+              <w:bottom w:val="single" w:color="D9D9D9" w:sz="6" w:space="0"/>
+              <w:right w:val="single" w:color="D9D9D9" w:sz="6" w:space="0"/>
+            </w:tcBorders>
+            <w:tcMar>
+              <w:top w:w="120" w:type="dxa"/>
+              <w:left w:w="120" w:type="dxa"/>
+              <w:bottom w:w="120" w:type="dxa"/>
+              <w:right w:w="120" w:type="dxa"/>
+            </w:tcMar>
+            <w:vAlign w:val="center"/>
+          </w:tcPr>
+          <w:p>
+            <w:pPr>
+              <w:jc w:val="center"/>
+            </w:pPr>
+            <w:r>
+              <w:t>[IMG]</w:t>
+            </w:r>
+          </w:p>
+        </w:tc>
+      </w:tr>
+      <w:tr>
+        <w:tblPrEx>
+          <w:tblCellMar>
+            <w:top w:w="0" w:type="dxa"/>
+            <w:left w:w="108" w:type="dxa"/>
+            <w:bottom w:w="0" w:type="dxa"/>
+            <w:right w:w="108" w:type="dxa"/>
+          </w:tblCellMar>
+        </w:tblPrEx>
+        <w:trPr>
+          <w:cantSplit/>
+          <w:trHeight w:val="734" w:hRule="exact"/>
+        </w:trPr>
+        <w:tc>
+          <w:tcPr>
+            <w:tcW w:w="4608" w:type="dxa"/>
+            <w:tcBorders>
+              <w:top w:val="single" w:color="D9D9D9" w:sz="6" w:space="0"/>
+              <w:left w:val="single" w:color="D9D9D9" w:sz="6" w:space="0"/>
+              <w:bottom w:val="single" w:color="D9D9D9" w:sz="6" w:space="0"/>
+              <w:right w:val="single" w:color="D9D9D9" w:sz="6" w:space="0"/>
+            </w:tcBorders>
+            <w:tcMar>
+              <w:top w:w="120" w:type="dxa"/>
+              <w:left w:w="120" w:type="dxa"/>
+              <w:bottom w:w="120" w:type="dxa"/>
+              <w:right w:w="120" w:type="dxa"/>
+            </w:tcMar>
+          </w:tcPr>
+          <w:p>
+            <w:pPr>
+              <w:jc w:val="center"/>
+            </w:pPr>
+            <w:r>
+              <w:t>[CAPTION] Safety Lamps: Check condition and operation</w:t>
+            </w:r>
+          </w:p>
+          <w:p>
+            <w:pPr>
+              <w:spacing w:before="60" w:after="120"/>
+              <w:jc w:val="center"/>
+            </w:pPr>
+          </w:p>
+        </w:tc>
+        <w:tc>
+          <w:tcPr>
+            <w:tcW w:w="4608" w:type="dxa"/>
+            <w:tcBorders>
+              <w:top w:val="single" w:color="D9D9D9" w:sz="6" w:space="0"/>
+              <w:left w:val="single" w:color="D9D9D9" w:sz="6" w:space="0"/>
+              <w:bottom w:val="single" w:color="D9D9D9" w:sz="6" w:space="0"/>
+              <w:right w:val="single" w:color="D9D9D9" w:sz="6" w:space="0"/>
+            </w:tcBorders>
+            <w:tcMar>
+              <w:top w:w="120" w:type="dxa"/>
+              <w:left w:w="120" w:type="dxa"/>
+              <w:bottom w:w="120" w:type="dxa"/>
+              <w:right w:w="120" w:type="dxa"/>
+            </w:tcMar>
+          </w:tcPr>
+          <w:p>
+            <w:pPr>
+              <w:jc w:val="center"/>
+            </w:pPr>
+            <w:r>
+              <w:t>[CAPTION] Conveyor Belt: Check Condition &amp; Operation</w:t>
+            </w:r>
+          </w:p>
+          <w:p>
+            <w:pPr>
+              <w:spacing w:before="60" w:after="120"/>
+              <w:jc w:val="center"/>
+            </w:pPr>
+          </w:p>
+          <w:p>
+            <w:pPr>
+              <w:spacing w:before="60" w:after="120"/>
+              <w:jc w:val="center"/>
+            </w:pPr>
+          </w:p>
+          <w:p>
+            <w:pPr>
+              <w:spacing w:before="60" w:after="120"/>
+              <w:jc w:val="center"/>
+            </w:pPr>
+          </w:p>
+          <w:p>
+            <w:pPr>
+              <w:spacing w:before="60" w:after="120"/>
+              <w:jc w:val="center"/>
+            </w:pPr>
+          </w:p>
+          <w:p>
+            <w:pPr>
+              <w:spacing w:before="60" w:after="120"/>
+              <w:jc w:val="center"/>
+            </w:pPr>
+          </w:p>
+          <w:p>
+            <w:pPr>
+              <w:spacing w:before="60" w:after="120"/>
+              <w:jc w:val="center"/>
+            </w:pPr>
+          </w:p>
+          <w:p>
+            <w:pPr>
+              <w:spacing w:before="60" w:after="120"/>
+              <w:jc w:val="center"/>
+            </w:pPr>
+          </w:p>
+          <w:p>
+            <w:pPr>
+              <w:spacing w:before="60" w:after="120"/>
+              <w:jc w:val="center"/>
+            </w:pPr>
+          </w:p>
+          <w:p>
+            <w:pPr>
+              <w:spacing w:before="60" w:after="120"/>
+              <w:jc w:val="center"/>
+            </w:pPr>
+          </w:p>
+          <w:p>
+            <w:pPr>
+              <w:spacing w:before="60" w:after="120"/>
+              <w:jc w:val="center"/>
+            </w:pPr>
+          </w:p>
+          <w:p>
+            <w:pPr>
+              <w:spacing w:before="60" w:after="120"/>
+              <w:jc w:val="center"/>
+            </w:pPr>
+          </w:p>
+          <w:p>
+            <w:pPr>
+              <w:spacing w:before="60" w:after="120"/>
+              <w:jc w:val="center"/>
+            </w:pPr>
+          </w:p>
+          <w:p>
+            <w:pPr>
+              <w:spacing w:before="60" w:after="120"/>
+              <w:jc w:val="center"/>
+            </w:pPr>
+          </w:p>
+          <w:p>
+            <w:pPr>
+              <w:spacing w:before="60" w:after="120"/>
+              <w:jc w:val="center"/>
+            </w:pPr>
+          </w:p>
+          <w:p>
+            <w:pPr>
+              <w:spacing w:before="60" w:after="120"/>
+              <w:jc w:val="center"/>
+            </w:pPr>
+          </w:p>
+          <w:p>
+            <w:pPr>
+              <w:spacing w:before="60" w:after="120"/>
+              <w:jc w:val="center"/>
+            </w:pPr>
+          </w:p>
+          <w:p>
+            <w:pPr>
+              <w:spacing w:before="60" w:after="120"/>
+              <w:jc w:val="center"/>
+            </w:pPr>
+          </w:p>
+          <w:p>
+            <w:pPr>
+              <w:spacing w:before="60" w:after="120"/>
+              <w:jc w:val="center"/>
+            </w:pPr>
+          </w:p>
+          <w:p>
+            <w:pPr>
+              <w:spacing w:before="60" w:after="120"/>
+              <w:jc w:val="center"/>
+            </w:pPr>
+          </w:p>
+          <w:p>
+            <w:pPr>
+              <w:spacing w:before="60" w:after="120"/>
+              <w:jc w:val="center"/>
+            </w:pPr>
+            <w:r>
+              <w:t>0</w:t>
+            </w:r>
+          </w:p>
+        </w:tc>
+      </w:tr>
+    </w:tbl>
+    <w:p/>
+    <w:p/>
+    <w:p/>
+    <w:p/>
+    <w:tbl>
+      <w:tblPr>
+        <w:tblStyle w:val="12"/>
+        <w:tblpPr w:leftFromText="180" w:rightFromText="180" w:vertAnchor="text" w:horzAnchor="page" w:tblpX="1666" w:tblpY="249"/>
+        <w:tblOverlap w:val="never"/>
+        <w:tblW w:w="0" w:type="auto"/>
+        <w:tblInd w:w="0" w:type="dxa"/>
+        <w:tblLayout w:type="fixed"/>
+        <w:tblCellMar>
+          <w:top w:w="0" w:type="dxa"/>
+          <w:left w:w="108" w:type="dxa"/>
+          <w:bottom w:w="0" w:type="dxa"/>
+          <w:right w:w="108" w:type="dxa"/>
+        </w:tblCellMar>
+      </w:tblPr>
+      <w:tblGrid>
+        <w:gridCol w:w="4608"/>
+        <w:gridCol w:w="4608"/>
+      </w:tblGrid>
+      <w:tr>
+        <w:tblPrEx>
+          <w:tblCellMar>
+            <w:top w:w="0" w:type="dxa"/>
+            <w:left w:w="108" w:type="dxa"/>
+            <w:bottom w:w="0" w:type="dxa"/>
+            <w:right w:w="108" w:type="dxa"/>
+          </w:tblCellMar>
+        </w:tblPrEx>
+        <w:trPr>
+          <w:cantSplit/>
+          <w:trHeight w:val="3326" w:hRule="exact"/>
+        </w:trPr>
+        <w:tc>
+          <w:tcPr>
+            <w:tcW w:w="4608" w:type="dxa"/>
+            <w:tcBorders>
+              <w:top w:val="single" w:color="D9D9D9" w:sz="6" w:space="0"/>
+              <w:left w:val="single" w:color="D9D9D9" w:sz="6" w:space="0"/>
+              <w:bottom w:val="single" w:color="D9D9D9" w:sz="6" w:space="0"/>
+              <w:right w:val="single" w:color="D9D9D9" w:sz="6" w:space="0"/>
+            </w:tcBorders>
+            <w:tcMar>
+              <w:top w:w="120" w:type="dxa"/>
+              <w:left w:w="120" w:type="dxa"/>
+              <w:bottom w:w="120" w:type="dxa"/>
+              <w:right w:w="120" w:type="dxa"/>
+            </w:tcMar>
+            <w:vAlign w:val="center"/>
+          </w:tcPr>
+          <w:p>
+            <w:pPr>
+              <w:jc w:val="center"/>
+            </w:pPr>
+            <w:r>
+              <w:t>[IMG]</w:t>
+            </w:r>
+          </w:p>
+        </w:tc>
+        <w:tc>
+          <w:tcPr>
+            <w:tcW w:w="4608" w:type="dxa"/>
+            <w:tcBorders>
+              <w:top w:val="single" w:color="D9D9D9" w:sz="6" w:space="0"/>
+              <w:left w:val="single" w:color="D9D9D9" w:sz="6" w:space="0"/>
+              <w:bottom w:val="single" w:color="D9D9D9" w:sz="6" w:space="0"/>
+              <w:right w:val="single" w:color="D9D9D9" w:sz="6" w:space="0"/>
+            </w:tcBorders>
+            <w:tcMar>
+              <w:top w:w="120" w:type="dxa"/>
+              <w:left w:w="120" w:type="dxa"/>
+              <w:bottom w:w="120" w:type="dxa"/>
+              <w:right w:w="120" w:type="dxa"/>
+            </w:tcMar>
+            <w:vAlign w:val="center"/>
+          </w:tcPr>
+          <w:p>
+            <w:pPr>
+              <w:jc w:val="center"/>
+            </w:pPr>
+            <w:r>
+              <w:t>[IMG]</w:t>
+            </w:r>
+          </w:p>
+        </w:tc>
+      </w:tr>
+      <w:tr>
+        <w:tblPrEx>
+          <w:tblCellMar>
+            <w:top w:w="0" w:type="dxa"/>
+            <w:left w:w="108" w:type="dxa"/>
+            <w:bottom w:w="0" w:type="dxa"/>
+            <w:right w:w="108" w:type="dxa"/>
+          </w:tblCellMar>
+        </w:tblPrEx>
+        <w:trPr>
+          <w:cantSplit/>
+          <w:trHeight w:val="734" w:hRule="exact"/>
+        </w:trPr>
+        <w:tc>
+          <w:tcPr>
+            <w:tcW w:w="4608" w:type="dxa"/>
+            <w:tcBorders>
+              <w:top w:val="single" w:color="D9D9D9" w:sz="6" w:space="0"/>
+              <w:left w:val="single" w:color="D9D9D9" w:sz="6" w:space="0"/>
+              <w:bottom w:val="single" w:color="D9D9D9" w:sz="6" w:space="0"/>
+              <w:right w:val="single" w:color="D9D9D9" w:sz="6" w:space="0"/>
+            </w:tcBorders>
+            <w:tcMar>
+              <w:top w:w="120" w:type="dxa"/>
+              <w:left w:w="120" w:type="dxa"/>
+              <w:bottom w:w="120" w:type="dxa"/>
+              <w:right w:w="120" w:type="dxa"/>
+            </w:tcMar>
+          </w:tcPr>
+          <w:p>
+            <w:pPr>
+              <w:jc w:val="center"/>
+            </w:pPr>
+            <w:r>
+              <w:t>[CAPTION] Check Entry &amp; Exit Section Lead Curtains</w:t>
+            </w:r>
+          </w:p>
+          <w:p>
+            <w:pPr>
+              <w:spacing w:before="60" w:after="120"/>
+              <w:jc w:val="center"/>
+            </w:pPr>
+          </w:p>
+        </w:tc>
+        <w:tc>
+          <w:tcPr>
+            <w:tcW w:w="4608" w:type="dxa"/>
+            <w:tcBorders>
+              <w:top w:val="single" w:color="D9D9D9" w:sz="6" w:space="0"/>
+              <w:left w:val="single" w:color="D9D9D9" w:sz="6" w:space="0"/>
+              <w:bottom w:val="single" w:color="D9D9D9" w:sz="6" w:space="0"/>
+              <w:right w:val="single" w:color="D9D9D9" w:sz="6" w:space="0"/>
+            </w:tcBorders>
+            <w:tcMar>
+              <w:top w:w="120" w:type="dxa"/>
+              <w:left w:w="120" w:type="dxa"/>
+              <w:bottom w:w="120" w:type="dxa"/>
+              <w:right w:w="120" w:type="dxa"/>
+            </w:tcMar>
+          </w:tcPr>
+          <w:p>
+            <w:pPr>
+              <w:jc w:val="center"/>
+            </w:pPr>
+            <w:r>
+              <w:t>[CAPTION] Transformer Cooling Fans: Check Operation and airflow</w:t>
+            </w:r>
+          </w:p>
+          <w:p>
+            <w:pPr>
+              <w:spacing w:before="60" w:after="120"/>
+              <w:jc w:val="center"/>
+            </w:pPr>
+          </w:p>
+        </w:tc>
+      </w:tr>
+    </w:tbl>
+    <w:tbl>
+      <w:tblPr>
+        <w:tblStyle w:val="12"/>
+        <w:tblpPr w:leftFromText="180" w:rightFromText="180" w:vertAnchor="text" w:horzAnchor="page" w:tblpX="1655" w:tblpY="1140"/>
+        <w:tblOverlap w:val="never"/>
+        <w:tblW w:w="0" w:type="auto"/>
+        <w:tblInd w:w="0" w:type="dxa"/>
+        <w:tblLayout w:type="fixed"/>
+        <w:tblCellMar>
+          <w:top w:w="0" w:type="dxa"/>
+          <w:left w:w="108" w:type="dxa"/>
+          <w:bottom w:w="0" w:type="dxa"/>
+          <w:right w:w="108" w:type="dxa"/>
+        </w:tblCellMar>
+      </w:tblPr>
+      <w:tblGrid>
+        <w:gridCol w:w="4608"/>
+        <w:gridCol w:w="4608"/>
+      </w:tblGrid>
+      <w:tr>
+        <w:tblPrEx>
+          <w:tblCellMar>
+            <w:top w:w="0" w:type="dxa"/>
+            <w:left w:w="108" w:type="dxa"/>
+            <w:bottom w:w="0" w:type="dxa"/>
+            <w:right w:w="108" w:type="dxa"/>
+          </w:tblCellMar>
+        </w:tblPrEx>
+        <w:trPr>
+          <w:cantSplit/>
+          <w:trHeight w:val="3326" w:hRule="exact"/>
+        </w:trPr>
+        <w:tc>
+          <w:tcPr>
+            <w:tcW w:w="4608" w:type="dxa"/>
+            <w:tcBorders>
+              <w:top w:val="single" w:color="D9D9D9" w:sz="6" w:space="0"/>
+              <w:left w:val="single" w:color="D9D9D9" w:sz="6" w:space="0"/>
+              <w:bottom w:val="single" w:color="D9D9D9" w:sz="6" w:space="0"/>
+              <w:right w:val="single" w:color="D9D9D9" w:sz="6" w:space="0"/>
+            </w:tcBorders>
+            <w:tcMar>
+              <w:top w:w="120" w:type="dxa"/>
+              <w:left w:w="120" w:type="dxa"/>
+              <w:bottom w:w="120" w:type="dxa"/>
+              <w:right w:w="120" w:type="dxa"/>
+            </w:tcMar>
+            <w:vAlign w:val="center"/>
+          </w:tcPr>
+          <w:p>
+            <w:pPr>
+              <w:jc w:val="center"/>
+            </w:pPr>
+            <w:r>
+              <w:t>[IMG]</w:t>
+            </w:r>
+          </w:p>
+        </w:tc>
+        <w:tc>
+          <w:tcPr>
+            <w:tcW w:w="4608" w:type="dxa"/>
+            <w:tcBorders>
+              <w:top w:val="single" w:color="D9D9D9" w:sz="6" w:space="0"/>
+              <w:left w:val="single" w:color="D9D9D9" w:sz="6" w:space="0"/>
+              <w:bottom w:val="single" w:color="D9D9D9" w:sz="6" w:space="0"/>
+              <w:right w:val="single" w:color="D9D9D9" w:sz="6" w:space="0"/>
+            </w:tcBorders>
+            <w:tcMar>
+              <w:top w:w="120" w:type="dxa"/>
+              <w:left w:w="120" w:type="dxa"/>
+              <w:bottom w:w="120" w:type="dxa"/>
+              <w:right w:w="120" w:type="dxa"/>
+            </w:tcMar>
+            <w:vAlign w:val="center"/>
+          </w:tcPr>
+          <w:p>
+            <w:pPr>
+              <w:jc w:val="center"/>
+            </w:pPr>
+            <w:r>
+              <w:t>[IMG]</w:t>
+            </w:r>
+          </w:p>
+        </w:tc>
+      </w:tr>
+      <w:tr>
+        <w:tblPrEx>
+          <w:tblCellMar>
+            <w:top w:w="0" w:type="dxa"/>
+            <w:left w:w="108" w:type="dxa"/>
+            <w:bottom w:w="0" w:type="dxa"/>
+            <w:right w:w="108" w:type="dxa"/>
+          </w:tblCellMar>
+        </w:tblPrEx>
+        <w:trPr>
+          <w:cantSplit/>
+          <w:trHeight w:val="734" w:hRule="exact"/>
+        </w:trPr>
+        <w:tc>
+          <w:tcPr>
+            <w:tcW w:w="4608" w:type="dxa"/>
+            <w:tcBorders>
+              <w:top w:val="single" w:color="D9D9D9" w:sz="6" w:space="0"/>
+              <w:left w:val="single" w:color="D9D9D9" w:sz="6" w:space="0"/>
+              <w:bottom w:val="single" w:color="D9D9D9" w:sz="6" w:space="0"/>
+              <w:right w:val="single" w:color="D9D9D9" w:sz="6" w:space="0"/>
+            </w:tcBorders>
+            <w:tcMar>
+              <w:top w:w="120" w:type="dxa"/>
+              <w:left w:w="120" w:type="dxa"/>
+              <w:bottom w:w="120" w:type="dxa"/>
+              <w:right w:w="120" w:type="dxa"/>
+            </w:tcMar>
+          </w:tcPr>
+          <w:p>
+            <w:pPr>
+              <w:jc w:val="center"/>
+            </w:pPr>
+            <w:r>
+              <w:t>[CAPTION] HMI Fault History: Check, acknowledge and record Faults</w:t>
+            </w:r>
+          </w:p>
+          <w:p>
+            <w:pPr>
+              <w:spacing w:before="60" w:after="120"/>
+              <w:jc w:val="center"/>
+            </w:pPr>
+          </w:p>
+        </w:tc>
+        <w:tc>
+          <w:tcPr>
+            <w:tcW w:w="4608" w:type="dxa"/>
+            <w:tcBorders>
+              <w:top w:val="single" w:color="D9D9D9" w:sz="6" w:space="0"/>
+              <w:left w:val="single" w:color="D9D9D9" w:sz="6" w:space="0"/>
+              <w:bottom w:val="single" w:color="D9D9D9" w:sz="6" w:space="0"/>
+              <w:right w:val="single" w:color="D9D9D9" w:sz="6" w:space="0"/>
+            </w:tcBorders>
+            <w:tcMar>
+              <w:top w:w="120" w:type="dxa"/>
+              <w:left w:w="120" w:type="dxa"/>
+              <w:bottom w:w="120" w:type="dxa"/>
+              <w:right w:w="120" w:type="dxa"/>
+            </w:tcMar>
+          </w:tcPr>
+          <w:p>
+            <w:pPr>
+              <w:jc w:val="center"/>
+            </w:pPr>
+            <w:r>
+              <w:t>[CAPTION] Perform OTK Daily Test</w:t>
+            </w:r>
+          </w:p>
+          <w:p>
+            <w:pPr>
+              <w:spacing w:before="60" w:after="120"/>
+              <w:jc w:val="center"/>
+            </w:pPr>
+          </w:p>
+        </w:tc>
+      </w:tr>
+      <w:tr>
+        <w:tblPrEx>
+          <w:tblCellMar>
+            <w:top w:w="0" w:type="dxa"/>
+            <w:left w:w="108" w:type="dxa"/>
+            <w:bottom w:w="0" w:type="dxa"/>
+            <w:right w:w="108" w:type="dxa"/>
+          </w:tblCellMar>
+        </w:tblPrEx>
+        <w:trPr>
+          <w:gridAfter w:val="1"/>
+          <w:wAfter w:w="4608" w:type="dxa"/>
+          <w:cantSplit/>
+          <w:trHeight w:val="3326" w:hRule="exact"/>
+        </w:trPr>
+        <w:tc>
+          <w:tcPr>
+            <w:tcW w:w="4608" w:type="dxa"/>
+            <w:tcBorders>
+              <w:top w:val="single" w:color="D9D9D9" w:sz="6" w:space="0"/>
+              <w:left w:val="single" w:color="D9D9D9" w:sz="6" w:space="0"/>
+              <w:bottom w:val="single" w:color="D9D9D9" w:sz="6" w:space="0"/>
+              <w:right w:val="single" w:color="D9D9D9" w:sz="6" w:space="0"/>
+            </w:tcBorders>
+            <w:tcMar>
+              <w:top w:w="120" w:type="dxa"/>
+              <w:left w:w="120" w:type="dxa"/>
+              <w:bottom w:w="120" w:type="dxa"/>
+              <w:right w:w="120" w:type="dxa"/>
+            </w:tcMar>
+            <w:vAlign w:val="center"/>
+          </w:tcPr>
+          <w:p>
+            <w:pPr>
+              <w:jc w:val="center"/>
+            </w:pPr>
+            <w:r>
+              <w:t>[IMG]</w:t>
+            </w:r>
+          </w:p>
+        </w:tc>
+      </w:tr>
+      <w:tr>
+        <w:tblPrEx>
+          <w:tblCellMar>
+            <w:top w:w="0" w:type="dxa"/>
+            <w:left w:w="108" w:type="dxa"/>
+            <w:bottom w:w="0" w:type="dxa"/>
+            <w:right w:w="108" w:type="dxa"/>
+          </w:tblCellMar>
+        </w:tblPrEx>
+        <w:trPr>
+          <w:gridAfter w:val="1"/>
+          <w:wAfter w:w="4608" w:type="dxa"/>
+          <w:cantSplit/>
+          <w:trHeight w:val="734" w:hRule="exact"/>
+        </w:trPr>
+        <w:tc>
+          <w:tcPr>
+            <w:tcW w:w="4608" w:type="dxa"/>
+            <w:tcBorders>
+              <w:top w:val="single" w:color="D9D9D9" w:sz="6" w:space="0"/>
+              <w:left w:val="single" w:color="D9D9D9" w:sz="6" w:space="0"/>
+              <w:bottom w:val="single" w:color="D9D9D9" w:sz="6" w:space="0"/>
+              <w:right w:val="single" w:color="D9D9D9" w:sz="6" w:space="0"/>
+            </w:tcBorders>
+            <w:tcMar>
+              <w:top w:w="120" w:type="dxa"/>
+              <w:left w:w="120" w:type="dxa"/>
+              <w:bottom w:w="120" w:type="dxa"/>
+              <w:right w:w="120" w:type="dxa"/>
+            </w:tcMar>
+          </w:tcPr>
+          <w:p>
+            <w:pPr>
+              <w:jc w:val="center"/>
+            </w:pPr>
+            <w:r>
+              <w:t>[CAPTION]  OTK Test Result: PASS</w:t>
+            </w:r>
+          </w:p>
+          <w:p>
+            <w:pPr>
+              <w:spacing w:before="60" w:after="120"/>
+              <w:jc w:val="center"/>
+            </w:pPr>
+          </w:p>
+        </w:tc>
+      </w:tr>
+    </w:tbl>
+    <w:p/>
+    <w:p>
+      <w:pPr>
+        <w:tabs>
+          <w:tab w:val="left" w:pos="2700"/>
+        </w:tabs>
+        <w:spacing w:after="0" w:line="240" w:lineRule="auto"/>
+        <w:rPr>
+          <w:sz w:val="20"/>
+          <w:szCs w:val="20"/>
+        </w:rPr>
+      </w:pPr>
+    </w:p>
+    <w:p>
+      <w:pPr>
+        <w:tabs>
+          <w:tab w:val="left" w:pos="2700"/>
+        </w:tabs>
+        <w:spacing w:after="0" w:line="240" w:lineRule="auto"/>
+        <w:ind w:firstLine="500" w:firstLineChars="250"/>
+        <w:rPr>
+          <w:sz w:val="20"/>
+          <w:szCs w:val="20"/>
+        </w:rPr>
+      </w:pPr>
+      <w:r>
+        <w:rPr>
+          <w:sz w:val="20"/>
+          <w:szCs w:val="20"/>
+        </w:rPr>
+        <w:t xml:space="preserve">Nama Pekerjaan </w:t>
+      </w:r>
+      <w:r>
+        <w:rPr>
+          <w:sz w:val="20"/>
+          <w:szCs w:val="20"/>
+        </w:rPr>
+        <w:tab/>
+      </w:r>
+      <w:r>
+        <w:rPr>
+          <w:sz w:val="20"/>
+          <w:szCs w:val="20"/>
+        </w:rPr>
+        <w:t xml:space="preserve">: Operasional dan Pemeliharaan Hold Baggage Screening (HBS) </w:t>
+      </w:r>
+    </w:p>
+    <w:p>
+      <w:pPr>
+        <w:tabs>
+          <w:tab w:val="left" w:pos="2700"/>
+        </w:tabs>
+        <w:spacing w:after="0" w:line="240" w:lineRule="auto"/>
+        <w:ind w:firstLine="500" w:firstLineChars="250"/>
+        <w:rPr>
+          <w:sz w:val="20"/>
+          <w:szCs w:val="20"/>
+        </w:rPr>
+      </w:pPr>
+      <w:r>
+        <w:rPr>
+          <w:sz w:val="20"/>
+          <w:szCs w:val="20"/>
+        </w:rPr>
+        <w:t>Lokasi</w:t>
+      </w:r>
+      <w:r>
+        <w:rPr>
+          <w:sz w:val="20"/>
+          <w:szCs w:val="20"/>
+        </w:rPr>
+        <w:tab/>
+      </w:r>
+      <w:r>
+        <w:rPr>
+          <w:sz w:val="20"/>
+          <w:szCs w:val="20"/>
+        </w:rPr>
+        <w:t>: Bandara Internasional Soekarno-Hatta Terminal 3</w:t>
+      </w:r>
+    </w:p>
+    <w:p>
+      <w:pPr>
+        <w:tabs>
+          <w:tab w:val="left" w:pos="2700"/>
+        </w:tabs>
+        <w:spacing w:after="0" w:line="240" w:lineRule="auto"/>
+        <w:ind w:firstLine="500" w:firstLineChars="250"/>
+        <w:rPr>
+          <w:rFonts w:hint="default"/>
+          <w:sz w:val="20"/>
+          <w:szCs w:val="20"/>
+          <w:lang w:val="en-US"/>
+        </w:rPr>
+      </w:pPr>
+      <w:r>
+        <w:rPr>
+          <w:sz w:val="20"/>
+          <w:szCs w:val="20"/>
+        </w:rPr>
+        <w:t>Pemilik Pekerjaan</w:t>
+      </w:r>
+      <w:r>
+        <w:rPr>
+          <w:sz w:val="20"/>
+          <w:szCs w:val="20"/>
+        </w:rPr>
+        <w:tab/>
+      </w:r>
+      <w:r>
+        <w:rPr>
+          <w:sz w:val="20"/>
+          <w:szCs w:val="20"/>
+        </w:rPr>
+        <w:t xml:space="preserve">: </w:t>
+      </w:r>
+      <w:r>
+        <w:rPr>
+          <w:sz w:val="20"/>
+          <w:szCs w:val="20"/>
+          <w:lang w:val="en-US"/>
+        </w:rPr>
+        <w:t>PT. ANGKASA PURA INDONESIA ( PERSERO )</w:t>
+      </w:r>
+    </w:p>
+    <w:p>
+      <w:pPr>
+        <w:tabs>
+          <w:tab w:val="left" w:pos="2700"/>
+        </w:tabs>
+        <w:spacing w:after="0" w:line="240" w:lineRule="auto"/>
+        <w:ind w:firstLine="500" w:firstLineChars="250"/>
+        <w:rPr>
+          <w:sz w:val="20"/>
+          <w:szCs w:val="20"/>
+        </w:rPr>
+      </w:pPr>
+      <w:r>
+        <w:rPr>
+          <w:sz w:val="20"/>
+          <w:szCs w:val="20"/>
+        </w:rPr>
+        <w:t>Penyedia Barang/Jasa</w:t>
+      </w:r>
+      <w:r>
+        <w:rPr>
+          <w:sz w:val="20"/>
+          <w:szCs w:val="20"/>
+        </w:rPr>
+        <w:tab/>
+      </w:r>
+      <w:r>
+        <w:rPr>
+          <w:sz w:val="20"/>
+          <w:szCs w:val="20"/>
+        </w:rPr>
+        <w:t>: PT. DASSINDO INTERNUSA SEMESTA</w:t>
+      </w:r>
+    </w:p>
+    <w:p>
+      <w:pPr>
+        <w:tabs>
+          <w:tab w:val="left" w:pos="2700"/>
+        </w:tabs>
+        <w:spacing w:after="0" w:line="240" w:lineRule="auto"/>
+        <w:ind w:firstLine="500" w:firstLineChars="250"/>
+        <w:rPr>
+          <w:sz w:val="20"/>
+          <w:szCs w:val="20"/>
+        </w:rPr>
+      </w:pPr>
+      <w:r>
+        <w:rPr>
+          <w:sz w:val="20"/>
+          <w:szCs w:val="20"/>
+        </w:rPr>
+        <w:t xml:space="preserve">Tanggal </w:t>
+      </w:r>
+      <w:r>
+        <w:rPr>
+          <w:sz w:val="20"/>
+          <w:szCs w:val="20"/>
+        </w:rPr>
+        <w:tab/>
+      </w:r>
+      <w:r>
+        <w:rPr>
+          <w:sz w:val="20"/>
+          <w:szCs w:val="20"/>
+        </w:rPr>
+        <w:t>: {{date}}</w:t>
+      </w:r>
+    </w:p>
+    <w:p>
+      <w:pPr>
+        <w:tabs>
+          <w:tab w:val="left" w:pos="2700"/>
+        </w:tabs>
+        <w:spacing w:after="0" w:line="240" w:lineRule="auto"/>
+        <w:ind w:firstLine="500" w:firstLineChars="250"/>
+        <w:rPr>
+          <w:sz w:val="20"/>
+          <w:szCs w:val="20"/>
+        </w:rPr>
+      </w:pPr>
+      <w:r>
+        <w:rPr>
+          <w:sz w:val="20"/>
+          <w:szCs w:val="20"/>
+        </w:rPr>
+        <w:t>Personil yang bertugas</w:t>
+      </w:r>
+      <w:r>
+        <w:rPr>
+          <w:sz w:val="20"/>
+          <w:szCs w:val="20"/>
+        </w:rPr>
+        <w:tab/>
+      </w:r>
+      <w:r>
+        <w:rPr>
+          <w:sz w:val="20"/>
+          <w:szCs w:val="20"/>
+        </w:rPr>
+        <w:t>: {{personil}}</w:t>
+      </w:r>
+    </w:p>
+    <w:p>
+      <w:pPr>
+        <w:tabs>
+          <w:tab w:val="left" w:pos="2700"/>
+        </w:tabs>
+        <w:spacing w:after="0" w:line="240" w:lineRule="auto"/>
+        <w:rPr>
+          <w:sz w:val="20"/>
+          <w:szCs w:val="20"/>
+        </w:rPr>
+      </w:pPr>
+    </w:p>
+    <w:p>
+      <w:pPr>
+        <w:ind w:firstLine="500" w:firstLineChars="250"/>
+        <w:rPr>
+          <w:b/>
+          <w:sz w:val="20"/>
+          <w:szCs w:val="20"/>
+          <w:u w:val="single"/>
+        </w:rPr>
+      </w:pPr>
+      <w:r>
+        <w:rPr>
+          <w:b/>
+          <w:sz w:val="20"/>
+          <w:szCs w:val="20"/>
+          <w:u w:val="single"/>
+        </w:rPr>
+        <w:t>Berikut Pekerjaan O&amp;M HBS:</w:t>
+      </w:r>
+    </w:p>
+    <w:tbl>
+      <w:tblPr>
+        <w:tblStyle w:val="35"/>
+        <w:tblpPr w:leftFromText="180" w:rightFromText="180" w:vertAnchor="text" w:horzAnchor="page" w:tblpX="1680" w:tblpY="21"/>
+        <w:tblOverlap w:val="never"/>
+        <w:tblW w:w="0" w:type="auto"/>
+        <w:tblInd w:w="0" w:type="dxa"/>
+        <w:tblBorders>
+          <w:top w:val="dashSmallGap" w:color="auto" w:sz="4" w:space="0"/>
+          <w:left w:val="none" w:color="auto" w:sz="0" w:space="0"/>
+          <w:bottom w:val="dashSmallGap" w:color="auto" w:sz="4" w:space="0"/>
+          <w:right w:val="none" w:color="auto" w:sz="0" w:space="0"/>
+          <w:insideH w:val="dashSmallGap" w:color="auto" w:sz="4" w:space="0"/>
+          <w:insideV w:val="dashSmallGap" w:color="auto" w:sz="4" w:space="0"/>
+        </w:tblBorders>
+        <w:tblLayout w:type="autofit"/>
+        <w:tblCellMar>
+          <w:top w:w="0" w:type="dxa"/>
+          <w:left w:w="108" w:type="dxa"/>
+          <w:bottom w:w="0" w:type="dxa"/>
+          <w:right w:w="108" w:type="dxa"/>
+        </w:tblCellMar>
+      </w:tblPr>
+      <w:tblGrid>
+        <w:gridCol w:w="9189"/>
+      </w:tblGrid>
+      <w:tr>
+        <w:tblPrEx>
+          <w:tblBorders>
+            <w:top w:val="dashSmallGap" w:color="auto" w:sz="4" w:space="0"/>
+            <w:left w:val="none" w:color="auto" w:sz="0" w:space="0"/>
+            <w:bottom w:val="dashSmallGap" w:color="auto" w:sz="4" w:space="0"/>
+            <w:right w:val="none" w:color="auto" w:sz="0" w:space="0"/>
+            <w:insideH w:val="dashSmallGap" w:color="auto" w:sz="4" w:space="0"/>
+            <w:insideV w:val="dashSmallGap" w:color="auto" w:sz="4" w:space="0"/>
+          </w:tblBorders>
+          <w:tblCellMar>
+            <w:top w:w="0" w:type="dxa"/>
+            <w:left w:w="108" w:type="dxa"/>
+            <w:bottom w:w="0" w:type="dxa"/>
+            <w:right w:w="108" w:type="dxa"/>
+          </w:tblCellMar>
+        </w:tblPrEx>
+        <w:tc>
+          <w:tcPr>
+            <w:tcW w:w="9189" w:type="dxa"/>
+          </w:tcPr>
+          <w:p>
+            <w:pPr>
+              <w:spacing w:after="0" w:line="240" w:lineRule="auto"/>
+              <w:rPr>
+                <w:b/>
+              </w:rPr>
+            </w:pPr>
+            <w:r>
+              <w:rPr>
+                <w:b/>
+              </w:rPr>
+              <w:t xml:space="preserve">Monthly PM Inspection </w:t>
+            </w:r>
+          </w:p>
+          <w:p>
+            <w:pPr>
+              <w:spacing w:after="0" w:line="240" w:lineRule="auto"/>
+              <w:rPr>
+                <w:b/>
+              </w:rPr>
+            </w:pPr>
             <w:r>
               <w:rPr>
                 <w:b/>
               </w:rPr>
               <w:t>{{serial_number}}</w:t>
             </w:r>
+            <w:bookmarkStart w:id="0" w:name="_GoBack"/>
+            <w:bookmarkEnd w:id="0"/>
           </w:p>
           <w:p>
             <w:pPr>
@@ -4569,7 +4605,7 @@
     <w:lsdException w:qFormat="1" w:unhideWhenUsed="0" w:uiPriority="10" w:semiHidden="0" w:name="Title"/>
     <w:lsdException w:uiPriority="99" w:name="Closing"/>
     <w:lsdException w:uiPriority="99" w:name="Signature"/>
-    <w:lsdException w:uiPriority="1" w:name="Default Paragraph Font"/>
+    <w:lsdException w:qFormat="1" w:uiPriority="1" w:name="Default Paragraph Font"/>
     <w:lsdException w:qFormat="1" w:uiPriority="99" w:semiHidden="0" w:name="Body Text"/>
     <w:lsdException w:uiPriority="99" w:name="Body Text Indent"/>
     <w:lsdException w:qFormat="1" w:uiPriority="99" w:semiHidden="0" w:name="List Continue"/>
@@ -4969,6 +5005,7 @@
     <w:name w:val="Default Paragraph Font"/>
     <w:semiHidden/>
     <w:unhideWhenUsed/>
+    <w:qFormat/>
     <w:uiPriority w:val="1"/>
   </w:style>
   <w:style w:type="table" w:default="1" w:styleId="12">
